--- a/documentation/scrum/Sprint_1_Retrospective.docx
+++ b/documentation/scrum/Sprint_1_Retrospective.docx
@@ -11,7 +11,14 @@
           <w:b/>
           <w:sz w:val="32"/>
         </w:rPr>
-        <w:t>CIS4014 – Interactive Visualisation</w:t>
+        <w:t xml:space="preserve">CIS4014 – Interactive </w:t>
+      </w:r>
+      <w:r>
+        <w:rPr>
+          <w:b/>
+          <w:sz w:val="32"/>
+        </w:rPr>
+        <w:t>Visualization</w:t>
       </w:r>
       <w:r>
         <w:rPr>
@@ -97,7 +104,13 @@
               <w:t xml:space="preserve"> – </w:t>
             </w:r>
             <w:r>
-              <w:t>27 September 2026</w:t>
+              <w:t>2</w:t>
+            </w:r>
+            <w:r>
+              <w:t>6</w:t>
+            </w:r>
+            <w:r>
+              <w:t xml:space="preserve"> September 2026</w:t>
             </w:r>
           </w:p>
         </w:tc>
@@ -122,7 +135,13 @@
           </w:tcPr>
           <w:p>
             <w:r>
-              <w:t>Establish the project foundation, Scrum workflow, collaboration tools, initial data understanding, and visualisation direction.</w:t>
+              <w:t xml:space="preserve">Establish the project foundation, Scrum workflow, collaboration tools, initial data understanding, and </w:t>
+            </w:r>
+            <w:r>
+              <w:t>visualization</w:t>
+            </w:r>
+            <w:r>
+              <w:t xml:space="preserve"> direction.</w:t>
             </w:r>
           </w:p>
         </w:tc>
@@ -163,7 +182,13 @@
     </w:p>
     <w:p>
       <w:r>
-        <w:t>The goal of Sprint 1 was to establish a clear foundation for the Interactive Visualisation project. The team planned the project scope, selected the topic and dataset, defined the research questions, selected initial chart types, created the Trello and GitHub environments, performed an initial dataset assessment, and prepared Scrum documentation.</w:t>
+        <w:t xml:space="preserve">The goal of Sprint 1 was to establish a clear foundation for the Interactive </w:t>
+      </w:r>
+      <w:r>
+        <w:t>Visualization</w:t>
+      </w:r>
+      <w:r>
+        <w:t xml:space="preserve"> project. The team planned the project scope, selected the topic and dataset, defined the research questions, selected initial chart types, created the Trello and GitHub environments, performed an initial dataset assessment, and prepared Scrum documentation.</w:t>
       </w:r>
     </w:p>
     <w:p>
@@ -407,7 +432,13 @@
         <w:pStyle w:val="ListBullet"/>
       </w:pPr>
       <w:r>
-        <w:t>The three chart-specific research questions were linked to suitable initial visualisation types.</w:t>
+        <w:t xml:space="preserve">The three chart-specific research questions were linked to suitable initial </w:t>
+      </w:r>
+      <w:r>
+        <w:t>visualization</w:t>
+      </w:r>
+      <w:r>
+        <w:t xml:space="preserve"> types.</w:t>
       </w:r>
     </w:p>
     <w:p>
@@ -424,7 +455,13 @@
         <w:pStyle w:val="ListBullet"/>
       </w:pPr>
       <w:r>
-        <w:t>The team began examining the dataset before detailed cleaning and visualisation development.</w:t>
+        <w:t xml:space="preserve">The team began examining the dataset before detailed cleaning and </w:t>
+      </w:r>
+      <w:r>
+        <w:t>visualization</w:t>
+      </w:r>
+      <w:r>
+        <w:t xml:space="preserve"> development.</w:t>
       </w:r>
     </w:p>
     <w:p>
@@ -502,7 +539,13 @@
         <w:pStyle w:val="ListBullet"/>
       </w:pPr>
       <w:r>
-        <w:t>GitHub should be used consistently from the beginning so work is traceable.</w:t>
+        <w:t xml:space="preserve">GitHub should be used consistently from the </w:t>
+      </w:r>
+      <w:r>
+        <w:t>beginning,</w:t>
+      </w:r>
+      <w:r>
+        <w:t xml:space="preserve"> so work is traceable.</w:t>
       </w:r>
     </w:p>
     <w:p>
@@ -518,7 +561,13 @@
         <w:pStyle w:val="ListBullet"/>
       </w:pPr>
       <w:r>
-        <w:t>Data understanding should happen before detailed visualisation development.</w:t>
+        <w:t xml:space="preserve">Data understanding should happen before detailed </w:t>
+      </w:r>
+      <w:r>
+        <w:t>visualization</w:t>
+      </w:r>
+      <w:r>
+        <w:t xml:space="preserve"> development.</w:t>
       </w:r>
     </w:p>
     <w:p>
@@ -653,7 +702,16 @@
           </w:tcPr>
           <w:p>
             <w:r>
-              <w:t>Analyse variables required for selected visualisations.</w:t>
+              <w:t>Analyze</w:t>
+            </w:r>
+            <w:r>
+              <w:t xml:space="preserve"> variables required for selected </w:t>
+            </w:r>
+            <w:r>
+              <w:t>visualizations</w:t>
+            </w:r>
+            <w:r>
+              <w:t>.</w:t>
             </w:r>
           </w:p>
         </w:tc>

--- a/documentation/scrum/Sprint_1_Retrospective.docx
+++ b/documentation/scrum/Sprint_1_Retrospective.docx
@@ -280,8 +280,13 @@
             <w:tcW w:w="2880" w:type="dxa"/>
           </w:tcPr>
           <w:p>
+            <w:proofErr w:type="spellStart"/>
             <w:r>
-              <w:t>Visualisation Planning</w:t>
+              <w:t>Visualisation</w:t>
+            </w:r>
+            <w:proofErr w:type="spellEnd"/>
+            <w:r>
+              <w:t xml:space="preserve"> Planning</w:t>
             </w:r>
           </w:p>
         </w:tc>
@@ -840,7 +845,13 @@
     </w:p>
     <w:p>
       <w:r>
-        <w:t>Sprint 1 established the basic project, Scrum, data, and collaboration foundations needed for the following sprints. Sprint 2 will focus on data preparation and visualisation prototyping while maintaining accurate Trello, GitHub, and Scrum evidence.</w:t>
+        <w:t xml:space="preserve">Sprint 1 established the basic project, Scrum, data, and collaboration foundations needed for the following sprints. Sprint 2 will focus on data preparation and </w:t>
+      </w:r>
+      <w:r>
+        <w:t>visualization</w:t>
+      </w:r>
+      <w:r>
+        <w:t xml:space="preserve"> prototyping while maintaining accurate Trello, GitHub, and Scrum evidence.</w:t>
       </w:r>
     </w:p>
     <w:p>
@@ -963,8 +974,29 @@
             <w:tcW w:w="2338" w:type="dxa"/>
           </w:tcPr>
           <w:p>
+            <w:proofErr w:type="spellStart"/>
             <w:r>
-              <w:t>Singappuli Arachchige Isuru Dayanga Samarakoon</w:t>
+              <w:t>Singappuli</w:t>
+            </w:r>
+            <w:proofErr w:type="spellEnd"/>
+            <w:r>
+              <w:t xml:space="preserve"> Arachchige </w:t>
+            </w:r>
+            <w:proofErr w:type="spellStart"/>
+            <w:r>
+              <w:t>Isuru</w:t>
+            </w:r>
+            <w:proofErr w:type="spellEnd"/>
+            <w:r>
+              <w:t xml:space="preserve"> </w:t>
+            </w:r>
+            <w:proofErr w:type="spellStart"/>
+            <w:r>
+              <w:t>Dayanga</w:t>
+            </w:r>
+            <w:proofErr w:type="spellEnd"/>
+            <w:r>
+              <w:t xml:space="preserve"> Samarakoon</w:t>
             </w:r>
           </w:p>
         </w:tc>

--- a/documentation/scrum/Sprint_1_Retrospective.docx
+++ b/documentation/scrum/Sprint_1_Retrospective.docx
@@ -73,12 +73,6 @@
         <w:gridCol w:w="8435"/>
       </w:tblGrid>
       <w:tr>
-        <w:tblPrEx>
-          <w:tblCellMar>
-            <w:top w:w="0" w:type="dxa"/>
-            <w:bottom w:w="0" w:type="dxa"/>
-          </w:tblCellMar>
-        </w:tblPrEx>
         <w:trPr>
           <w:tblHeader/>
         </w:trPr>
@@ -136,12 +130,6 @@
         </w:tc>
       </w:tr>
       <w:tr>
-        <w:tblPrEx>
-          <w:tblCellMar>
-            <w:top w:w="0" w:type="dxa"/>
-            <w:bottom w:w="0" w:type="dxa"/>
-          </w:tblCellMar>
-        </w:tblPrEx>
         <w:tc>
           <w:tcPr>
             <w:tcW w:w="2000" w:type="dxa"/>
@@ -188,12 +176,6 @@
         </w:tc>
       </w:tr>
       <w:tr>
-        <w:tblPrEx>
-          <w:tblCellMar>
-            <w:top w:w="0" w:type="dxa"/>
-            <w:bottom w:w="0" w:type="dxa"/>
-          </w:tblCellMar>
-        </w:tblPrEx>
         <w:tc>
           <w:tcPr>
             <w:tcW w:w="2000" w:type="dxa"/>
@@ -242,12 +224,6 @@
         </w:tc>
       </w:tr>
       <w:tr>
-        <w:tblPrEx>
-          <w:tblCellMar>
-            <w:top w:w="0" w:type="dxa"/>
-            <w:bottom w:w="0" w:type="dxa"/>
-          </w:tblCellMar>
-        </w:tblPrEx>
         <w:tc>
           <w:tcPr>
             <w:tcW w:w="2000" w:type="dxa"/>
@@ -294,12 +270,6 @@
         </w:tc>
       </w:tr>
       <w:tr>
-        <w:tblPrEx>
-          <w:tblCellMar>
-            <w:top w:w="0" w:type="dxa"/>
-            <w:bottom w:w="0" w:type="dxa"/>
-          </w:tblCellMar>
-        </w:tblPrEx>
         <w:tc>
           <w:tcPr>
             <w:tcW w:w="2000" w:type="dxa"/>
@@ -405,12 +375,6 @@
         <w:gridCol w:w="6435"/>
       </w:tblGrid>
       <w:tr>
-        <w:tblPrEx>
-          <w:tblCellMar>
-            <w:top w:w="0" w:type="dxa"/>
-            <w:bottom w:w="0" w:type="dxa"/>
-          </w:tblCellMar>
-        </w:tblPrEx>
         <w:trPr>
           <w:tblHeader/>
         </w:trPr>
@@ -494,12 +458,6 @@
         </w:tc>
       </w:tr>
       <w:tr>
-        <w:tblPrEx>
-          <w:tblCellMar>
-            <w:top w:w="0" w:type="dxa"/>
-            <w:bottom w:w="0" w:type="dxa"/>
-          </w:tblCellMar>
-        </w:tblPrEx>
         <w:tc>
           <w:tcPr>
             <w:tcW w:w="2200" w:type="dxa"/>
@@ -568,12 +526,6 @@
         </w:tc>
       </w:tr>
       <w:tr>
-        <w:tblPrEx>
-          <w:tblCellMar>
-            <w:top w:w="0" w:type="dxa"/>
-            <w:bottom w:w="0" w:type="dxa"/>
-          </w:tblCellMar>
-        </w:tblPrEx>
         <w:tc>
           <w:tcPr>
             <w:tcW w:w="2200" w:type="dxa"/>
@@ -593,7 +545,23 @@
                 <w:sz w:val="18"/>
                 <w:szCs w:val="18"/>
               </w:rPr>
-              <w:t>Visualisation Planning</w:t>
+              <w:t>Visuali</w:t>
+            </w:r>
+            <w:r>
+              <w:rPr>
+                <w:rFonts w:cs="Calibri"/>
+                <w:sz w:val="18"/>
+                <w:szCs w:val="18"/>
+              </w:rPr>
+              <w:t>z</w:t>
+            </w:r>
+            <w:r>
+              <w:rPr>
+                <w:rFonts w:cs="Calibri"/>
+                <w:sz w:val="18"/>
+                <w:szCs w:val="18"/>
+              </w:rPr>
+              <w:t>ation Planning</w:t>
             </w:r>
           </w:p>
         </w:tc>
@@ -645,12 +613,6 @@
         </w:tc>
       </w:tr>
       <w:tr>
-        <w:tblPrEx>
-          <w:tblCellMar>
-            <w:top w:w="0" w:type="dxa"/>
-            <w:bottom w:w="0" w:type="dxa"/>
-          </w:tblCellMar>
-        </w:tblPrEx>
         <w:tc>
           <w:tcPr>
             <w:tcW w:w="2200" w:type="dxa"/>
@@ -719,12 +681,6 @@
         </w:tc>
       </w:tr>
       <w:tr>
-        <w:tblPrEx>
-          <w:tblCellMar>
-            <w:top w:w="0" w:type="dxa"/>
-            <w:bottom w:w="0" w:type="dxa"/>
-          </w:tblCellMar>
-        </w:tblPrEx>
         <w:tc>
           <w:tcPr>
             <w:tcW w:w="2200" w:type="dxa"/>
@@ -796,12 +752,6 @@
         </w:tc>
       </w:tr>
       <w:tr>
-        <w:tblPrEx>
-          <w:tblCellMar>
-            <w:top w:w="0" w:type="dxa"/>
-            <w:bottom w:w="0" w:type="dxa"/>
-          </w:tblCellMar>
-        </w:tblPrEx>
         <w:tc>
           <w:tcPr>
             <w:tcW w:w="2200" w:type="dxa"/>
@@ -1117,12 +1067,6 @@
         <w:gridCol w:w="2600"/>
       </w:tblGrid>
       <w:tr>
-        <w:tblPrEx>
-          <w:tblCellMar>
-            <w:top w:w="0" w:type="dxa"/>
-            <w:bottom w:w="0" w:type="dxa"/>
-          </w:tblCellMar>
-        </w:tblPrEx>
         <w:trPr>
           <w:tblHeader/>
         </w:trPr>
@@ -1206,12 +1150,6 @@
         </w:tc>
       </w:tr>
       <w:tr>
-        <w:tblPrEx>
-          <w:tblCellMar>
-            <w:top w:w="0" w:type="dxa"/>
-            <w:bottom w:w="0" w:type="dxa"/>
-          </w:tblCellMar>
-        </w:tblPrEx>
         <w:tc>
           <w:tcPr>
             <w:tcW w:w="900" w:type="dxa"/>
@@ -1252,25 +1190,7 @@
                 <w:sz w:val="18"/>
                 <w:szCs w:val="18"/>
               </w:rPr>
-              <w:t xml:space="preserve">Complete detailed data cleaning and </w:t>
-            </w:r>
-            <w:proofErr w:type="spellStart"/>
-            <w:r>
-              <w:rPr>
-                <w:rFonts w:cs="Calibri"/>
-                <w:sz w:val="18"/>
-                <w:szCs w:val="18"/>
-              </w:rPr>
-              <w:t>preprocessing</w:t>
-            </w:r>
-            <w:proofErr w:type="spellEnd"/>
-            <w:r>
-              <w:rPr>
-                <w:rFonts w:cs="Calibri"/>
-                <w:sz w:val="18"/>
-                <w:szCs w:val="18"/>
-              </w:rPr>
-              <w:t>.</w:t>
+              <w:t>Complete detailed data cleaning and preprocessing.</w:t>
             </w:r>
           </w:p>
         </w:tc>
@@ -1298,12 +1218,6 @@
         </w:tc>
       </w:tr>
       <w:tr>
-        <w:tblPrEx>
-          <w:tblCellMar>
-            <w:top w:w="0" w:type="dxa"/>
-            <w:bottom w:w="0" w:type="dxa"/>
-          </w:tblCellMar>
-        </w:tblPrEx>
         <w:tc>
           <w:tcPr>
             <w:tcW w:w="900" w:type="dxa"/>
@@ -1375,12 +1289,6 @@
         </w:tc>
       </w:tr>
       <w:tr>
-        <w:tblPrEx>
-          <w:tblCellMar>
-            <w:top w:w="0" w:type="dxa"/>
-            <w:bottom w:w="0" w:type="dxa"/>
-          </w:tblCellMar>
-        </w:tblPrEx>
         <w:tc>
           <w:tcPr>
             <w:tcW w:w="900" w:type="dxa"/>
@@ -1415,16 +1323,14 @@
             <w:vAlign w:val="center"/>
           </w:tcPr>
           <w:p>
-            <w:proofErr w:type="spellStart"/>
-            <w:r>
-              <w:rPr>
-                <w:rFonts w:cs="Calibri"/>
-                <w:sz w:val="18"/>
-                <w:szCs w:val="18"/>
-              </w:rPr>
-              <w:t>Analyze</w:t>
-            </w:r>
-            <w:proofErr w:type="spellEnd"/>
+            <w:r>
+              <w:rPr>
+                <w:rFonts w:cs="Calibri"/>
+                <w:sz w:val="18"/>
+                <w:szCs w:val="18"/>
+              </w:rPr>
+              <w:t>Analyse</w:t>
+            </w:r>
             <w:r>
               <w:rPr>
                 <w:rFonts w:cs="Calibri"/>
@@ -1447,34 +1353,18 @@
             <w:vAlign w:val="center"/>
           </w:tcPr>
           <w:p>
-            <w:proofErr w:type="spellStart"/>
-            <w:r>
-              <w:rPr>
-                <w:rFonts w:cs="Calibri"/>
-                <w:sz w:val="18"/>
-                <w:szCs w:val="18"/>
-              </w:rPr>
-              <w:t>Samarakoon</w:t>
-            </w:r>
-            <w:proofErr w:type="spellEnd"/>
-            <w:r>
-              <w:rPr>
-                <w:rFonts w:cs="Calibri"/>
-                <w:sz w:val="18"/>
-                <w:szCs w:val="18"/>
-              </w:rPr>
-              <w:t xml:space="preserve"> and De Silva</w:t>
+            <w:r>
+              <w:rPr>
+                <w:rFonts w:cs="Calibri"/>
+                <w:sz w:val="18"/>
+                <w:szCs w:val="18"/>
+              </w:rPr>
+              <w:t>Samarakoon and De Silva</w:t>
             </w:r>
           </w:p>
         </w:tc>
       </w:tr>
       <w:tr>
-        <w:tblPrEx>
-          <w:tblCellMar>
-            <w:top w:w="0" w:type="dxa"/>
-            <w:bottom w:w="0" w:type="dxa"/>
-          </w:tblCellMar>
-        </w:tblPrEx>
         <w:tc>
           <w:tcPr>
             <w:tcW w:w="900" w:type="dxa"/>
@@ -1546,12 +1436,6 @@
         </w:tc>
       </w:tr>
       <w:tr>
-        <w:tblPrEx>
-          <w:tblCellMar>
-            <w:top w:w="0" w:type="dxa"/>
-            <w:bottom w:w="0" w:type="dxa"/>
-          </w:tblCellMar>
-        </w:tblPrEx>
         <w:tc>
           <w:tcPr>
             <w:tcW w:w="900" w:type="dxa"/>
@@ -1614,28 +1498,12 @@
                 <w:sz w:val="18"/>
                 <w:szCs w:val="18"/>
               </w:rPr>
-              <w:t xml:space="preserve">Team Lead – </w:t>
-            </w:r>
-            <w:proofErr w:type="spellStart"/>
-            <w:r>
-              <w:rPr>
-                <w:rFonts w:cs="Calibri"/>
-                <w:sz w:val="18"/>
-                <w:szCs w:val="18"/>
-              </w:rPr>
-              <w:t>Ilamperuma</w:t>
-            </w:r>
-            <w:proofErr w:type="spellEnd"/>
+              <w:t>Team Lead – Ilamperuma</w:t>
+            </w:r>
           </w:p>
         </w:tc>
       </w:tr>
       <w:tr>
-        <w:tblPrEx>
-          <w:tblCellMar>
-            <w:top w:w="0" w:type="dxa"/>
-            <w:bottom w:w="0" w:type="dxa"/>
-          </w:tblCellMar>
-        </w:tblPrEx>
         <w:tc>
           <w:tcPr>
             <w:tcW w:w="900" w:type="dxa"/>
@@ -1765,12 +1633,6 @@
         <w:gridCol w:w="2835"/>
       </w:tblGrid>
       <w:tr>
-        <w:tblPrEx>
-          <w:tblCellMar>
-            <w:top w:w="0" w:type="dxa"/>
-            <w:bottom w:w="0" w:type="dxa"/>
-          </w:tblCellMar>
-        </w:tblPrEx>
         <w:trPr>
           <w:tblHeader/>
         </w:trPr>
@@ -1880,12 +1742,6 @@
         </w:tc>
       </w:tr>
       <w:tr>
-        <w:tblPrEx>
-          <w:tblCellMar>
-            <w:top w:w="0" w:type="dxa"/>
-            <w:bottom w:w="0" w:type="dxa"/>
-          </w:tblCellMar>
-        </w:tblPrEx>
         <w:tc>
           <w:tcPr>
             <w:tcW w:w="1400" w:type="dxa"/>
@@ -1920,52 +1776,14 @@
             <w:vAlign w:val="center"/>
           </w:tcPr>
           <w:p>
-            <w:proofErr w:type="spellStart"/>
-            <w:r>
-              <w:rPr>
-                <w:rFonts w:cs="Calibri"/>
-                <w:sz w:val="18"/>
-                <w:szCs w:val="18"/>
-              </w:rPr>
-              <w:t>Imasha</w:t>
-            </w:r>
-            <w:proofErr w:type="spellEnd"/>
-            <w:r>
-              <w:rPr>
-                <w:rFonts w:cs="Calibri"/>
-                <w:sz w:val="18"/>
-                <w:szCs w:val="18"/>
-              </w:rPr>
-              <w:t xml:space="preserve"> </w:t>
-            </w:r>
-            <w:proofErr w:type="spellStart"/>
-            <w:r>
-              <w:rPr>
-                <w:rFonts w:cs="Calibri"/>
-                <w:sz w:val="18"/>
-                <w:szCs w:val="18"/>
-              </w:rPr>
-              <w:t>Chathurangi</w:t>
-            </w:r>
-            <w:proofErr w:type="spellEnd"/>
-            <w:r>
-              <w:rPr>
-                <w:rFonts w:cs="Calibri"/>
-                <w:sz w:val="18"/>
-                <w:szCs w:val="18"/>
-              </w:rPr>
-              <w:t xml:space="preserve"> </w:t>
-            </w:r>
-            <w:proofErr w:type="spellStart"/>
-            <w:r>
-              <w:rPr>
-                <w:rFonts w:cs="Calibri"/>
-                <w:sz w:val="18"/>
-                <w:szCs w:val="18"/>
-              </w:rPr>
-              <w:t>Ilamperuma</w:t>
-            </w:r>
-            <w:proofErr w:type="spellEnd"/>
+            <w:r>
+              <w:rPr>
+                <w:rFonts w:cs="Calibri"/>
+                <w:sz w:val="18"/>
+                <w:szCs w:val="18"/>
+              </w:rPr>
+              <w:t>Imasha Chathurangi Ilamperuma</w:t>
+            </w:r>
           </w:p>
         </w:tc>
         <w:tc>
@@ -2014,12 +1832,6 @@
         </w:tc>
       </w:tr>
       <w:tr>
-        <w:tblPrEx>
-          <w:tblCellMar>
-            <w:top w:w="0" w:type="dxa"/>
-            <w:bottom w:w="0" w:type="dxa"/>
-          </w:tblCellMar>
-        </w:tblPrEx>
         <w:tc>
           <w:tcPr>
             <w:tcW w:w="1400" w:type="dxa"/>
@@ -2072,6 +1884,24 @@
                 <w:sz w:val="18"/>
                 <w:szCs w:val="18"/>
               </w:rPr>
+              <w:t xml:space="preserve"> Arachchige </w:t>
+            </w:r>
+            <w:proofErr w:type="spellStart"/>
+            <w:r>
+              <w:rPr>
+                <w:rFonts w:cs="Calibri"/>
+                <w:sz w:val="18"/>
+                <w:szCs w:val="18"/>
+              </w:rPr>
+              <w:t>Isuru</w:t>
+            </w:r>
+            <w:proofErr w:type="spellEnd"/>
+            <w:r>
+              <w:rPr>
+                <w:rFonts w:cs="Calibri"/>
+                <w:sz w:val="18"/>
+                <w:szCs w:val="18"/>
+              </w:rPr>
               <w:t xml:space="preserve"> </w:t>
             </w:r>
             <w:proofErr w:type="spellStart"/>
@@ -2081,7 +1911,7 @@
                 <w:sz w:val="18"/>
                 <w:szCs w:val="18"/>
               </w:rPr>
-              <w:t>Arachchige</w:t>
+              <w:t>Dayanga</w:t>
             </w:r>
             <w:proofErr w:type="spellEnd"/>
             <w:r>
@@ -2090,54 +1920,8 @@
                 <w:sz w:val="18"/>
                 <w:szCs w:val="18"/>
               </w:rPr>
-              <w:t xml:space="preserve"> </w:t>
-            </w:r>
-            <w:proofErr w:type="spellStart"/>
-            <w:r>
-              <w:rPr>
-                <w:rFonts w:cs="Calibri"/>
-                <w:sz w:val="18"/>
-                <w:szCs w:val="18"/>
-              </w:rPr>
-              <w:t>Isuru</w:t>
-            </w:r>
-            <w:proofErr w:type="spellEnd"/>
-            <w:r>
-              <w:rPr>
-                <w:rFonts w:cs="Calibri"/>
-                <w:sz w:val="18"/>
-                <w:szCs w:val="18"/>
-              </w:rPr>
-              <w:t xml:space="preserve"> </w:t>
-            </w:r>
-            <w:proofErr w:type="spellStart"/>
-            <w:r>
-              <w:rPr>
-                <w:rFonts w:cs="Calibri"/>
-                <w:sz w:val="18"/>
-                <w:szCs w:val="18"/>
-              </w:rPr>
-              <w:t>Dayanga</w:t>
-            </w:r>
-            <w:proofErr w:type="spellEnd"/>
-            <w:r>
-              <w:rPr>
-                <w:rFonts w:cs="Calibri"/>
-                <w:sz w:val="18"/>
-                <w:szCs w:val="18"/>
-              </w:rPr>
-              <w:t xml:space="preserve"> </w:t>
-            </w:r>
-            <w:proofErr w:type="spellStart"/>
-            <w:r>
-              <w:rPr>
-                <w:rFonts w:cs="Calibri"/>
-                <w:sz w:val="18"/>
-                <w:szCs w:val="18"/>
-              </w:rPr>
-              <w:t>Samarakoon</w:t>
-            </w:r>
-            <w:proofErr w:type="spellEnd"/>
+              <w:t xml:space="preserve"> Samarakoon</w:t>
+            </w:r>
           </w:p>
         </w:tc>
         <w:tc>
@@ -2188,12 +1972,6 @@
         </w:tc>
       </w:tr>
       <w:tr>
-        <w:tblPrEx>
-          <w:tblCellMar>
-            <w:top w:w="0" w:type="dxa"/>
-            <w:bottom w:w="0" w:type="dxa"/>
-          </w:tblCellMar>
-        </w:tblPrEx>
         <w:tc>
           <w:tcPr>
             <w:tcW w:w="1400" w:type="dxa"/>
@@ -2228,95 +2006,13 @@
             <w:vAlign w:val="center"/>
           </w:tcPr>
           <w:p>
-            <w:proofErr w:type="spellStart"/>
-            <w:r>
-              <w:rPr>
-                <w:rFonts w:cs="Calibri"/>
-                <w:sz w:val="18"/>
-                <w:szCs w:val="18"/>
-              </w:rPr>
-              <w:t>Wijaya</w:t>
-            </w:r>
-            <w:proofErr w:type="spellEnd"/>
-            <w:r>
-              <w:rPr>
-                <w:rFonts w:cs="Calibri"/>
-                <w:sz w:val="18"/>
-                <w:szCs w:val="18"/>
-              </w:rPr>
-              <w:t xml:space="preserve"> </w:t>
-            </w:r>
-            <w:proofErr w:type="spellStart"/>
-            <w:r>
-              <w:rPr>
-                <w:rFonts w:cs="Calibri"/>
-                <w:sz w:val="18"/>
-                <w:szCs w:val="18"/>
-              </w:rPr>
-              <w:t>Hewage</w:t>
-            </w:r>
-            <w:proofErr w:type="spellEnd"/>
-            <w:r>
-              <w:rPr>
-                <w:rFonts w:cs="Calibri"/>
-                <w:sz w:val="18"/>
-                <w:szCs w:val="18"/>
-              </w:rPr>
-              <w:t xml:space="preserve"> </w:t>
-            </w:r>
-            <w:proofErr w:type="spellStart"/>
-            <w:r>
-              <w:rPr>
-                <w:rFonts w:cs="Calibri"/>
-                <w:sz w:val="18"/>
-                <w:szCs w:val="18"/>
-              </w:rPr>
-              <w:t>Matheesha</w:t>
-            </w:r>
-            <w:proofErr w:type="spellEnd"/>
-            <w:r>
-              <w:rPr>
-                <w:rFonts w:cs="Calibri"/>
-                <w:sz w:val="18"/>
-                <w:szCs w:val="18"/>
-              </w:rPr>
-              <w:t xml:space="preserve"> </w:t>
-            </w:r>
-            <w:proofErr w:type="spellStart"/>
-            <w:r>
-              <w:rPr>
-                <w:rFonts w:cs="Calibri"/>
-                <w:sz w:val="18"/>
-                <w:szCs w:val="18"/>
-              </w:rPr>
-              <w:t>Priyan</w:t>
-            </w:r>
-            <w:proofErr w:type="spellEnd"/>
-            <w:r>
-              <w:rPr>
-                <w:rFonts w:cs="Calibri"/>
-                <w:sz w:val="18"/>
-                <w:szCs w:val="18"/>
-              </w:rPr>
-              <w:t xml:space="preserve"> </w:t>
-            </w:r>
-            <w:proofErr w:type="spellStart"/>
-            <w:r>
-              <w:rPr>
-                <w:rFonts w:cs="Calibri"/>
-                <w:sz w:val="18"/>
-                <w:szCs w:val="18"/>
-              </w:rPr>
-              <w:t>Harshana</w:t>
-            </w:r>
-            <w:proofErr w:type="spellEnd"/>
-            <w:r>
-              <w:rPr>
-                <w:rFonts w:cs="Calibri"/>
-                <w:sz w:val="18"/>
-                <w:szCs w:val="18"/>
-              </w:rPr>
-              <w:t xml:space="preserve"> De Silva</w:t>
+            <w:r>
+              <w:rPr>
+                <w:rFonts w:cs="Calibri"/>
+                <w:sz w:val="18"/>
+                <w:szCs w:val="18"/>
+              </w:rPr>
+              <w:t>Wijaya Hewage Matheesha Priyan Harshana De Silva</w:t>
             </w:r>
           </w:p>
         </w:tc>
